--- a/reports/generated/exports/Dissertation_Draft.docx
+++ b/reports/generated/exports/Dissertation_Draft.docx
@@ -183,7 +183,7 @@
           <w:b w:val="0"/>
           <w:i w:val="0"/>
         </w:rPr>
-        <w:t>Reinforcement-learning agents trained on financial price series are typically optimised for return rather than for downside-risk control. This dissertation studies whether a small, explicit forecast-uncertainty signal — produced by a DeepAR-style probabilistic long short-term memory network — can be injected into the standard Proximal Policy Optimization (PPO) pipeline to produce an agent whose dominant property is capital preservation rather than naive return maximisation. The contribution is twofold. First, an uncertainty-aware trading environment is formalised in which trade size is scaled by (1 - u_t) with a floor s_min, and risk-on entries are blocked when uncertainty exceeds a tenant-set quantile threshold tau. Second, a fully reproducible evaluation protocol is defined, with fixed train/validation/test splits over US equity index data (2009–2025), three random seeds, and a metric set comprising final value, annualised return and volatility, Sharpe ratio, max drawdown, the 95 % Value-at-Risk violation rate, and the capital-preservation ratio relative to the running high-watermark. On the held-out test window, the probabilistic agent meets the project objective (preservation &gt;= 0.95) and finishes above passive buy-and-hold, while the baseline PPO is essentially flat. The headline is qualified by an honest reading of max drawdown: the baseline only avoids drawdown because it never accumulates gains in the first place. All experiments, plots and reports are reproducible from the public repository, and a single Jupyter walkthrough notebook is provided for end-to-end inspection.</w:t>
+        <w:t>Reinforcement-learning agents trained on financial price series are usually tuned for return rather than for control of downside risk. This dissertation asks whether a small, explicit forecast-uncertainty signal, produced by a DeepAR-style probabilistic long short-term memory network, can be added to a standard Proximal Policy Optimization (PPO) pipeline so that the resulting agent's dominant property becomes capital preservation instead of return-seeking. The contribution has two parts. First, an uncertainty-aware trading environment is defined in which trade size is shrunk by (1 - u_t) with a floor s_min, and new long-side trades are blocked when uncertainty exceeds a quantile threshold tau. Second, a fully reproducible evaluation protocol is set out: fixed train, validation and test splits over US equity index data (2009 to 2025), three random seeds, and a metric set covering final value, annualised return and volatility, Sharpe ratio, maximum drawdown, the 95 % Value-at-Risk violation rate, and the capital-preservation ratio against the running high-watermark. On the held-out test window the probabilistic agent meets the stated objective (preservation &gt;= 0.95) and finishes above passive buy-and-hold. The baseline PPO is essentially flat. The headline result comes with a caveat that the discussion takes seriously: the baseline only avoids drawdown because it never compounds enough to have anything to draw down from. All experiments, plots and reports are reproducible from the public repository, and a single Jupyter walkthrough is provided as an end-to-end review path.</w:t>
       </w:r>
     </w:p>
     <w:p>
@@ -278,7 +278,7 @@
           <w:b w:val="0"/>
           <w:i w:val="0"/>
         </w:rPr>
-        <w:t xml:space="preserve">Quantitative portfolio management has long been studied as a problem in optimisation under uncertainty. The Markowitz (1952) mean–variance framework formalised the trade-off between expected return and risk and remains the conceptual baseline against which subsequent advances are compared. Over the last decade deep reinforcement learning (DRL) has emerged as a flexible alternative: rather than solving an analytically constrained optimisation, an agent learns a control policy directly from interaction with a market environment. Closely related work — Jiang et al. (2017), Yang et al. (2020), and the FinRL library of Liu et al. (2021) — has demonstrated the feasibility of policy-gradient methods for portfolio control on equity, ETF and cryptocurrency data. </w:t>
+        <w:t>Quantitative portfolio management has been studied as an optimisation problem under uncertainty for the better part of a century. Markowitz (1952) is the canonical entry point: a quadratic optimisation in mean and variance that fixes the trade-off between expected return and risk, and that still serves as the conceptual baseline most newer methods are measured against. In the last decade deep reinforcement learning (DRL) has emerged as a flexible alternative. Rather than solve an analytic optimisation under a fixed set of constraints, a DRL agent learns a control policy directly from interaction with a market environment. Jiang et al. (2017), Yang et al. (2020) and the FinRL library of Liu et al. (2021) have shown that policy-gradient methods can be made to work on equities, ETFs and cryptocurrencies.</w:t>
       </w:r>
     </w:p>
     <w:p>
@@ -287,7 +287,7 @@
           <w:b w:val="0"/>
           <w:i w:val="0"/>
         </w:rPr>
-        <w:t>However, two practical concerns remain under-addressed. First, the typical reward signal in this literature emphasises portfolio return, with risk only entering through indirect proxies such as volatility-adjusted reward shaping or post-hoc Sharpe evaluation. Second, the policies are usually trained on point-estimate features and do not see any explicit signal about how confident an underlying forecaster is in its own prediction. In a regime where forecast variance is unusually high — for example during macro-shock periods — the resulting agent has no native mechanism for restraint.</w:t>
+        <w:t>Two practical issues with that body of work motivate this dissertation. The first is that the reward signal almost always rewards portfolio return, and lets risk in only indirectly: through volatility-adjusted reward shaping, or by reading Sharpe off after the fact. The second is that the policies are trained on point-estimate features and are never told how confident an underlying forecaster is in its own prediction. When the market enters a regime where forecast variance spikes, for example during a macro shock, the agent has no native way to be cautious.</w:t>
       </w:r>
     </w:p>
     <w:p>
@@ -307,7 +307,7 @@
           <w:b w:val="0"/>
           <w:i w:val="0"/>
         </w:rPr>
-        <w:t>This dissertation addresses the following question: can an explicit forecast-uncertainty signal, computed from a probabilistic recurrent network, be injected into a standard PPO pipeline so that the resulting agent preserves capital — formalised as the ratio of final portfolio value to the running high-watermark — under regime stress, while remaining competitive with passive benchmarks in calm regimes?</w:t>
+        <w:t>The question this dissertation addresses can be put plainly. If we compute an explicit forecast-uncertainty signal from a probabilistic recurrent network and feed it into a standard PPO pipeline, can the resulting agent preserve capital, defined as the ratio of terminal portfolio value to the running high-watermark, through a test window that contains real shocks, while still keeping up with passive benchmarks in calm periods?</w:t>
       </w:r>
     </w:p>
     <w:p>
@@ -326,7 +326,7 @@
         <w:pStyle w:val="ListBullet"/>
       </w:pPr>
       <w:r>
-        <w:t>O1. Investigate whether explicit forecast uncertainty, modelled with a DeepAR-style probabilistic LSTM, can be injected into a PPO policy to produce risk-aware portfolio behaviour on US equity index data.</w:t>
+        <w:t>O1. Find out whether an explicit forecast-uncertainty signal, modelled with a DeepAR-style probabilistic LSTM, can be plugged into a PPO policy to make it behave with risk in mind on US equity index data.</w:t>
       </w:r>
     </w:p>
     <w:p>
@@ -334,7 +334,7 @@
         <w:pStyle w:val="ListBullet"/>
       </w:pPr>
       <w:r>
-        <w:t>O2. Determine whether such an uncertainty-aware agent can preserve at least 95 % of its high-watermark portfolio value across a held-out test window that includes shock periods, relative to a baseline PPO and to passive buy-and-hold and all-cash benchmarks.</w:t>
+        <w:t>O2. Test, on a held-out window that contains real shocks, whether the resulting agent preserves at least 95 % of its high-watermark portfolio value, both against a baseline PPO and against passive buy-and-hold and all-cash benchmarks.</w:t>
       </w:r>
     </w:p>
     <w:p>
@@ -342,7 +342,7 @@
         <w:pStyle w:val="ListBullet"/>
       </w:pPr>
       <w:r>
-        <w:t>O3. Establish a reproducible evaluation protocol — fixed splits, fixed seeds, scripted artifacts, and a shared metric set — that supports honest comparison between agents.</w:t>
+        <w:t>O3. Pin down a reproducible evaluation protocol of fixed splits, fixed seeds, scripted artifacts and a shared metric set, so that any comparison made in this dissertation is genuinely like-for-like.</w:t>
       </w:r>
     </w:p>
     <w:p>
@@ -350,7 +350,7 @@
         <w:pStyle w:val="ListBullet"/>
       </w:pPr>
       <w:r>
-        <w:t>O4. Recommend, on the strength of the above evidence, when an uncertainty signal should enter a portfolio control loop, including its failure modes and conditions under which it does not help.</w:t>
+        <w:t>O4. Take a position, on the strength of the above, on when an uncertainty signal earns a place in a portfolio control loop, and equally important, when it does not.</w:t>
       </w:r>
     </w:p>
     <w:p>
@@ -369,7 +369,7 @@
         <w:pStyle w:val="ListBullet"/>
       </w:pPr>
       <w:r>
-        <w:t>An uncertainty-aware trading environment in which trade size is scaled by (1 - u_t) with a floor s_min, and risk-on entries are blocked when uncertainty exceeds a quantile threshold tau (Section 3.5).</w:t>
+        <w:t>An uncertainty-aware trading environment in which the per-step trade size is shrunk by (1 - u_t) with a floor s_min, and new long-side trades are blocked when uncertainty exceeds the quantile threshold tau (Section 3.5).</w:t>
       </w:r>
     </w:p>
     <w:p>
@@ -377,7 +377,7 @@
         <w:pStyle w:val="ListBullet"/>
       </w:pPr>
       <w:r>
-        <w:t>An end-to-end reproducible evaluation protocol with fixed splits, three random seeds, and a metric set centred on the capital-preservation ratio relative to the running high-watermark (Section 3.8).</w:t>
+        <w:t>A reproducible end-to-end evaluation protocol with fixed splits, three random seeds and a metric set centred on the capital-preservation ratio against the running high-watermark (Section 3.7).</w:t>
       </w:r>
     </w:p>
     <w:p>
@@ -385,7 +385,7 @@
         <w:pStyle w:val="ListBullet"/>
       </w:pPr>
       <w:r>
-        <w:t>A public, runnable Jupyter walkthrough that loads the dataset, fits the probabilistic forecaster, prints the uncertainty values, executes both agents, and renders the comparison table and equity curves with embedded outputs (Chapter 5; Appendix A).</w:t>
+        <w:t>A public, runnable Jupyter walkthrough that loads the dataset, trains the probabilistic forecaster, prints the uncertainty values, runs both agents and renders the comparison table and equity curves with embedded outputs (Chapter 5 and Appendix A).</w:t>
       </w:r>
     </w:p>
     <w:p>
@@ -393,7 +393,7 @@
         <w:pStyle w:val="ListBullet"/>
       </w:pPr>
       <w:r>
-        <w:t>An honest interpretation of the headline results that flags max-drawdown as a misleading single metric in this comparison and argues for the preservation ratio as the faithful comparator for the stated objective (Section 6.2).</w:t>
+        <w:t>A discussion that calls out the maximum-drawdown comparison as misleading on its own and argues for the preservation ratio as the metric that actually matches the stated objective (Section 6.2).</w:t>
       </w:r>
     </w:p>
     <w:p>
@@ -413,7 +413,7 @@
           <w:b w:val="0"/>
           <w:i w:val="0"/>
         </w:rPr>
-        <w:t>Chapter 2 reviews modern portfolio theory, the policy-gradient family of RL algorithms with a focus on PPO, prior DRL work in finance, probabilistic forecasting with DeepAR-style networks, and methods for uncertainty quantification in deep learning. Chapter 3 formalises the problem as a Markov decision process, derives the probabilistic forecaster, defines the trading environment, and states the precise mathematical difference between the baseline and the probabilistic agent. Chapter 4 describes the implementation, including the data pipeline, training procedure and reporting layer. Chapter 5 presents the experimental setup and results on the held-out test window. Chapter 6 discusses interpretation, trade-offs and limitations. Chapter 7 concludes and outlines future work.</w:t>
+        <w:t>Chapter 2 reviews the relevant background: modern portfolio theory, the policy-gradient family of RL algorithms (with PPO singled out), prior DRL work in finance, probabilistic forecasting with DeepAR-style networks, and methods for uncertainty quantification in deep learning. Chapter 3 sets the problem out as a Markov decision process, derives the probabilistic forecaster, defines the trading environment and states the exact mathematical difference between the baseline and the probabilistic agent. Chapter 4 covers the implementation: data pipeline, training procedure and reporting layer. Chapter 5 presents the experimental setup and the results on the held-out test window. Chapter 6 reads the results carefully, including the trade-offs and the limits of the evidence. Chapter 7 concludes and points at future work.</w:t>
       </w:r>
     </w:p>
     <w:p>
@@ -449,7 +449,7 @@
           <w:b w:val="0"/>
           <w:i w:val="0"/>
         </w:rPr>
-        <w:t>Markowitz (1952) framed portfolio choice as a quadratic optimisation problem under a joint return-and-variance objective and established the efficient frontier as the locus of admissible mean–variance trade-offs. Subsequent literature broadened this to include conditional value-at-risk, drawdown control and dynamic rebalancing. Capital preservation — operationalised here as the ratio of terminal value to the running high-watermark — is a different objective: it penalises any path that fails to retain the gains it has already realised. This framing is closer to the practical concerns of long-horizon investors and risk-constrained mandates than to pure mean–variance optimisation.</w:t>
+        <w:t>Markowitz (1952) framed portfolio choice as a quadratic optimisation problem in mean and variance and produced the efficient frontier, the locus of admissible mean-variance trade-offs. The literature has since extended this in many directions: conditional value-at-risk, drawdown control and dynamic rebalancing among them. Capital preservation, as I use the term in this dissertation, is a different objective again. I define it as the ratio of terminal portfolio value to the running high-watermark. The metric penalises any path that fails to keep the gains it has already realised, which is closer to how a long-horizon investor or a risk-constrained mandate actually thinks about performance than mean-variance is.</w:t>
       </w:r>
     </w:p>
     <w:p>
@@ -469,7 +469,7 @@
           <w:b w:val="0"/>
           <w:i w:val="0"/>
         </w:rPr>
-        <w:t>An RL problem is a Markov decision process (S, A, P, R, gamma) consisting of a state space, an action space, a transition kernel, a reward function and a discount factor. Sutton &amp; Barto (2018) provide the canonical treatment. The objective is to learn a policy pi(a|s) that maximises the expected discounted return.</w:t>
+        <w:t>An RL problem is a Markov decision process (S, A, P, R, gamma): a state space, an action space, a transition kernel, a reward function and a discount factor. Sutton and Barto (2018) is the canonical treatment. The objective is to learn a policy pi(a|s) that maximises the expected discounted return.</w:t>
       </w:r>
     </w:p>
     <w:p>
@@ -540,7 +540,7 @@
           <w:b w:val="0"/>
           <w:i w:val="0"/>
         </w:rPr>
-        <w:t>Policy-gradient methods directly parameterise the policy and ascend the gradient of the objective with respect to its parameters. Vanilla policy gradient suffers from high variance and instability; trust-region methods address this by constraining the step size. Schulman et al. (2017) introduced Proximal Policy Optimization (PPO), which approximates a trust region via a clipped surrogate objective.</w:t>
+        <w:t>Policy-gradient methods parameterise the policy directly and ascend the gradient of the objective with respect to its parameters. Vanilla policy gradient is high-variance and unstable. Trust-region methods solve this by constraining the size of each update. Schulman et al. (2017) introduced Proximal Policy Optimization (PPO), which approximates a trust region with a simpler clipped surrogate objective.</w:t>
       </w:r>
     </w:p>
     <w:p>
@@ -600,7 +600,7 @@
           <w:b w:val="0"/>
           <w:i w:val="0"/>
         </w:rPr>
-        <w:t>PPO has become the default policy-gradient choice in finance applications for two reasons: it is robust to hyper-parameter choice, and reliable open-source implementations exist, notably Stable-Baselines3 (Raffin et al., 2021). Both are used in this dissertation.</w:t>
+        <w:t>PPO has become the default policy-gradient choice for finance applications for two practical reasons. It is forgiving with respect to hyper-parameter choice, and it is available in mature open-source form, notably in Stable-Baselines3 (Raffin et al., 2021). I use both in this dissertation.</w:t>
       </w:r>
     </w:p>
     <w:p>
@@ -620,7 +620,7 @@
           <w:b w:val="0"/>
           <w:i w:val="0"/>
         </w:rPr>
-        <w:t>Jiang et al. (2017) propose an end-to-end DRL framework for cryptocurrency portfolio selection, using a CNN-based feature extractor and a policy directly over portfolio weights. Yang et al. (2020) extend this to US equities with an ensemble of A2C, PPO and DDPG agents, training on different market regimes. Liu et al. (2021) introduce FinRL, a library that standardises gym-like trading environments and exposes a single API for multiple algorithms. None of these contributions inject explicit forecast uncertainty into the policy state or use the uncertainty as a trading guard. That gap is the focus of the present dissertation.</w:t>
+        <w:t>Jiang et al. (2017) propose an end-to-end DRL framework for cryptocurrency portfolio selection, with a CNN feature extractor and a policy that outputs portfolio weights directly. Yang et al. (2020) extend the idea to US equities using an ensemble of A2C, PPO and DDPG agents trained across different regimes. Liu et al. (2021) bundle this kind of work into the FinRL library, which standardises gym-style trading environments and exposes one API across several algorithms. None of these papers inject an explicit forecast-uncertainty signal into the policy state, and none use uncertainty as a trading guard. That is the gap this dissertation addresses.</w:t>
       </w:r>
     </w:p>
     <w:p>
@@ -640,7 +640,7 @@
           <w:b w:val="0"/>
           <w:i w:val="0"/>
         </w:rPr>
-        <w:t>Salinas et al. (2020) propose DeepAR, an autoregressive recurrent neural network trained to maximise the likelihood of the observed data under a chosen output distribution. The architectural backbone is a stacked long short-term memory (LSTM) network (Hochreiter &amp; Schmidhuber, 1997). For a Gaussian output, the network emits (mu, log sigma^2) at each step.</w:t>
+        <w:t>Salinas et al. (2020) propose DeepAR, an autoregressive recurrent network trained to maximise the likelihood of the observed data under a chosen output distribution. The backbone is a stacked long short-term memory network (Hochreiter and Schmidhuber, 1997). With a Gaussian output the network emits (mu, log sigma^2) at each step.</w:t>
       </w:r>
     </w:p>
     <w:p>
@@ -711,7 +711,7 @@
           <w:b w:val="0"/>
           <w:i w:val="0"/>
         </w:rPr>
-        <w:t>Two practical techniques dominate the literature on uncertainty in neural networks. Deep ensembles (Lakshminarayanan, Pritzel &amp; Blundell, 2017) train several independent networks and use their predictive disagreement as an uncertainty proxy. Monte-Carlo dropout (Gal &amp; Ghahramani, 2016) interprets dropout at inference time as a variational approximation to a Bayesian posterior. The DeepAR likelihood used in this dissertation is a third route: the network directly emits a predictive variance, which is trained by the Gaussian NLL above. This is the most parsimonious choice for the present setup because the uncertainty consumed by the policy is one-dimensional and continuous.</w:t>
+        <w:t>Two practical techniques dominate the uncertainty-in-neural-networks literature. Deep ensembles (Lakshminarayanan, Pritzel and Blundell, 2017) train several independent networks and use their disagreement as an uncertainty proxy. Monte-Carlo dropout (Gal and Ghahramani, 2016) treats dropout at inference time as a variational approximation to a Bayesian posterior. The DeepAR-style likelihood I use in this dissertation is a third route. The network emits a predictive variance directly, trained by the Gaussian NLL in Equation 2.3. I picked it over ensembles or MC-dropout because the policy only needs a one-dimensional, continuous uncertainty summary, and a single Gaussian head delivers that with the smallest amount of moving machinery.</w:t>
       </w:r>
     </w:p>
     <w:p>
@@ -731,7 +731,7 @@
           <w:b w:val="0"/>
           <w:i w:val="0"/>
         </w:rPr>
-        <w:t>The gap addressed in this dissertation is the absence, in prior DRL-for-finance work, of an explicit, model-based uncertainty signal that (i) augments the policy state and (ii) is also used as a hard guard on risk-on actions. Section 3.7 makes the precise mathematical difference from a standard PPO baseline explicit; Section 5 evaluates the difference empirically.</w:t>
+        <w:t>Putting all of the above together, the gap I want to close is the absence, in prior DRL-for-finance work, of an explicit, model-based uncertainty signal that does two things at once: it goes into the policy state, and it acts as a hard guard on new risk-on actions. Section 3.5 sets out the mathematical difference from a standard PPO baseline. Chapter 5 measures whether the difference earns its keep.</w:t>
       </w:r>
     </w:p>
     <w:p>
@@ -767,7 +767,7 @@
           <w:b w:val="0"/>
           <w:i w:val="0"/>
         </w:rPr>
-        <w:t>The trading task is formalised as a Markov decision process. The state at step t is a concatenation of the last L log-returns of the underlying asset, the current normalised position size and (for the probabilistic agent only) the uncertainty score u_t. The action is a scalar a_t in [-1, 1] that, after scaling by the configurable max trade fraction f_max, prescribes a fraction of cash to deploy on the buy side or to liquidate on the sell side. Transactions are subject to a transaction-cost rate c. The reward is the scaled log-growth of portfolio value.</w:t>
+        <w:t>I cast the trading task as a Markov decision process. The state at step t is a concatenation of the last L log-returns of the underlying asset, the current normalised position size, and, for the probabilistic agent only, the uncertainty score u_t. The action is a scalar a_t in [-1, 1]. After scaling by a configurable max trade fraction f_max it prescribes either a fraction of cash to deploy on the buy side or a fraction of position to liquidate on the sell side. Trades incur a linear transaction cost at rate c. The per-step reward is the scaled log-growth of portfolio value.</w:t>
       </w:r>
     </w:p>
     <w:p>
@@ -838,7 +838,7 @@
           <w:b w:val="0"/>
           <w:i w:val="0"/>
         </w:rPr>
-        <w:t>Daily adjusted close prices are sourced from Yahoo Finance via the yfinance Python package. The Phase-1 universe is SPY (S&amp;P 500 ETF), with QQQ queued for the Phase-2 robustness work. Two pre-defined shock windows — the COVID crash (February to June 2020) and the onset of the Russia–Ukraine war (February to September 2022) — are fixed in the protocol and used in stress evaluation. The continuous price series is transformed into log-returns; the LSTM forecaster operates on supervised sequences of length L = 20.</w:t>
+        <w:t>Daily adjusted close prices come from Yahoo Finance via the yfinance Python package. The Phase-1 universe is SPY (the S&amp;P 500 ETF). QQQ and a small basket of sector ETFs are queued for the Phase-2 robustness study. Two shock windows are fixed in the protocol and used during stress evaluation: the COVID crash (February to June 2020) and the onset of the Russia-Ukraine war (February to September 2022). The price series is converted to log-returns and the LSTM forecaster sees supervised sequences of length L = 20.</w:t>
       </w:r>
     </w:p>
     <w:p>
@@ -909,7 +909,7 @@
           <w:b w:val="0"/>
           <w:i w:val="0"/>
         </w:rPr>
-        <w:t>The forecaster is a two-layer LSTM with hidden dimension 32, followed by two linear heads emitting the predictive mean and the log of the predictive variance:</w:t>
+        <w:t>The forecaster is a two-layer LSTM with hidden dimension 32, followed by two linear heads. One head emits the predictive mean, the other emits the log of the predictive variance:</w:t>
       </w:r>
     </w:p>
     <w:p>
@@ -969,7 +969,7 @@
           <w:b w:val="0"/>
           <w:i w:val="0"/>
         </w:rPr>
-        <w:t>Training uses the Gaussian NLL loss in Equation 2.3 and the Adam optimiser at learning rate 1e-3 for 20 epochs.</w:t>
+        <w:t>Training uses the Gaussian NLL loss from Equation 2.3, optimised with Adam at learning rate 1e-3 for 20 epochs.</w:t>
       </w:r>
     </w:p>
     <w:p>
@@ -989,7 +989,7 @@
           <w:b w:val="0"/>
           <w:i w:val="0"/>
         </w:rPr>
-        <w:t>At inference, the predictive standard deviation is min–max normalised across the test window into a unit-interval uncertainty score u_t in [0, 1]:</w:t>
+        <w:t>At inference time the predictive standard deviation is min-max normalised across the test window into a unit-interval uncertainty score u_t in [0, 1]:</w:t>
       </w:r>
     </w:p>
     <w:p>
@@ -1060,7 +1060,7 @@
           <w:b w:val="0"/>
           <w:i w:val="0"/>
         </w:rPr>
-        <w:t>Both agents share the same gymnasium-compatible environment. The only mathematical difference is two extra terms in the trade-size computation that the probabilistic agent uses. With cash balance B_t, max trade fraction f_max = 0.10, raw policy action a_t in [-1, 1], uncertainty u_t in [0, 1], threshold tau equal to the 80th percentile of u_t and minimum scale s_min = 0.10, the baseline trade size is</w:t>
+        <w:t>Both agents share the same gymnasium-compatible environment. The only mathematical difference between them is two extra terms in the trade-size computation that the probabilistic agent uses. With cash balance B_t, max trade fraction f_max = 0.10, raw policy action a_t in [-1, 1], uncertainty u_t in [0, 1], threshold tau set at the 80th percentile of u_t, and minimum scale s_min = 0.10, the baseline trade size is</w:t>
       </w:r>
     </w:p>
     <w:p>
@@ -1180,7 +1180,7 @@
           <w:b w:val="0"/>
           <w:i w:val="0"/>
         </w:rPr>
-        <w:t>Equation 3.6 is the mathematical contribution of this dissertation. The first extra factor — the trade-scaling term — shrinks every trade in proportion to the current forecast uncertainty, with a floor that prevents the agent from being silenced entirely. The second term is a hard guard: when uncertainty exceeds tau, no new long-side risk may be added; the agent can still de-risk by selling.</w:t>
+        <w:t>Equation 3.6 is the mathematical contribution of this dissertation. The first extra factor, the trade-scaling term, shrinks every trade in proportion to the current forecast uncertainty, with the floor s_min stopping the agent from being silenced entirely on a quiet day. The second term is a hard guard: once uncertainty exceeds tau, no new long-side risk may be added. The agent can still de-risk by selling.</w:t>
       </w:r>
     </w:p>
     <w:p>
@@ -1251,7 +1251,7 @@
           <w:b w:val="0"/>
           <w:i w:val="0"/>
         </w:rPr>
-        <w:t>The baseline agent is identical in every other respect: same observation window, same reward, same hyper-parameters (learning rate 3e-4, n_steps 512, batch size 64, n_epochs 5, total time-steps 10 000) and the same Stable-Baselines3 PPO solver with an MLP policy. The only differences are the absence of the uncertainty coordinate from the state and the absence of the two extra factors in Equation 3.6.</w:t>
+        <w:t>The baseline agent is identical in every other respect. Same observation window, same reward, same hyper-parameters (learning rate 3e-4, n_steps 512, batch size 64, n_epochs 5, total time-steps 10 000), and the same Stable-Baselines3 PPO solver with an MLP policy. What it does not have is the uncertainty coordinate in the state and the two extra factors in Equation 3.6.</w:t>
       </w:r>
     </w:p>
     <w:p>
@@ -1271,7 +1271,7 @@
           <w:b w:val="0"/>
           <w:i w:val="0"/>
         </w:rPr>
-        <w:t>The protocol fixes splits 2009–2018 / 2019–2021 / 2022–2025 (train / validation / test). Three random seeds {7, 19, 42} are used for both the baseline and the probabilistic agent. Benchmarks are buy-and-hold of SPY at the start of the test window and an all-cash position. The metric set is: final portfolio value, annualised return and volatility, Sharpe ratio, max drawdown, the 95 % Value-at-Risk and the rate at which the realised log-return falls below it, and the capital-preservation ratio relative to the running high-watermark.</w:t>
+        <w:t>The protocol fixes the train, validation and test splits (2009 to 2018, 2019 to 2021, and 2022 to 2025). Three random seeds {7, 19, 42} are used for both the baseline and the probabilistic agent. Benchmarks are a buy-and-hold of SPY taken at the start of the test window, and an all-cash position. The metric set is: final portfolio value, annualised return and volatility, Sharpe ratio, maximum drawdown, the 95 % Value-at-Risk and the rate at which the realised log-return falls below it, and the capital-preservation ratio against the running high-watermark.</w:t>
       </w:r>
     </w:p>
     <w:p>
@@ -1365,7 +1365,7 @@
         <w:pStyle w:val="ListBullet"/>
       </w:pPr>
       <w:r>
-        <w:t>Probabilistic forecaster: PyTorch (LSTM with two linear heads, trained with Gaussian NLL).</w:t>
+        <w:t>Probabilistic forecaster: PyTorch (an LSTM with two linear heads, trained with Gaussian NLL).</w:t>
       </w:r>
     </w:p>
     <w:p>
@@ -1373,7 +1373,7 @@
         <w:pStyle w:val="ListBullet"/>
       </w:pPr>
       <w:r>
-        <w:t>Data: yfinance for daily adjusted close, pandas for tabular handling.</w:t>
+        <w:t>Data: yfinance for daily adjusted close prices and pandas for tabular handling.</w:t>
       </w:r>
     </w:p>
     <w:p>
@@ -1381,7 +1381,7 @@
         <w:pStyle w:val="ListBullet"/>
       </w:pPr>
       <w:r>
-        <w:t>Reporting: matplotlib for figures; small Python scripts for the metric tables and the supervisor pack; nbconvert for the walkthrough notebook PDF.</w:t>
+        <w:t>Reporting: matplotlib for figures, small Python scripts for the metric tables and the supervisor pack, and nbconvert for the walkthrough-notebook PDF.</w:t>
       </w:r>
     </w:p>
     <w:p>
@@ -1400,7 +1400,7 @@
         <w:pStyle w:val="ListBullet"/>
       </w:pPr>
       <w:r>
-        <w:t>experiments/configs/dissertation_protocol.json — single source of truth for the protocol (splits, seeds, metric list, agent hyper-parameters).</w:t>
+        <w:t>experiments/configs/dissertation_protocol.json: the single source of truth for the protocol (splits, seeds, metric list and agent hyper-parameters).</w:t>
       </w:r>
     </w:p>
     <w:p>
@@ -1408,7 +1408,7 @@
         <w:pStyle w:val="ListBullet"/>
       </w:pPr>
       <w:r>
-        <w:t>experiments/common.py — environment, metric computation, data fetch and seed helpers.</w:t>
+        <w:t>experiments/common.py: environment, metric computation, data fetch and seed helpers.</w:t>
       </w:r>
     </w:p>
     <w:p>
@@ -1416,7 +1416,7 @@
         <w:pStyle w:val="ListBullet"/>
       </w:pPr>
       <w:r>
-        <w:t>experiments/run_baseline.py, run_probabilistic_agent.py, run_benchmarks.py — the three runners producing seeded artifacts.</w:t>
+        <w:t>experiments/run_baseline.py, run_probabilistic_agent.py, run_benchmarks.py: the three runners that produce the seeded artifacts.</w:t>
       </w:r>
     </w:p>
     <w:p>
@@ -1424,7 +1424,7 @@
         <w:pStyle w:val="ListBullet"/>
       </w:pPr>
       <w:r>
-        <w:t>experiments/results/ — generated CSV/JSON metric files and equity-curve series.</w:t>
+        <w:t>experiments/results/: the generated CSV and JSON metric files and the equity-curve series.</w:t>
       </w:r>
     </w:p>
     <w:p>
@@ -1432,7 +1432,7 @@
         <w:pStyle w:val="ListBullet"/>
       </w:pPr>
       <w:r>
-        <w:t>reports/build_supervisor_pack.py, generate_dissertation_report.py, plot_dissertation_visuals.py, build_dissertation_docx.py — reporting layer.</w:t>
+        <w:t>reports/build_supervisor_pack.py, generate_dissertation_report.py, plot_dissertation_visuals.py and build_dissertation_docx.py: the reporting layer.</w:t>
       </w:r>
     </w:p>
     <w:p>
@@ -1440,7 +1440,7 @@
         <w:pStyle w:val="ListBullet"/>
       </w:pPr>
       <w:r>
-        <w:t>Dissertation_Walkthrough.ipynb — single-file end-to-end walkthrough used by the supervisor.</w:t>
+        <w:t>Dissertation_Walkthrough.ipynb: a single-file end-to-end walkthrough that I prepared for supervisor review.</w:t>
       </w:r>
     </w:p>
     <w:p>
@@ -1460,7 +1460,7 @@
           <w:b w:val="0"/>
           <w:i w:val="0"/>
         </w:rPr>
-        <w:t>Reproducibility is treated as a first-class engineering concern. Every script reads the protocol JSON; the seeds {7, 19, 42} are set globally before each run; the results land in time-stamped JSON and CSV files. The reporting layer always reads the latest results, so a re-run automatically refreshes both the supervisor pack and the walkthrough outputs.</w:t>
+        <w:t>Reproducibility is something I treated as a hard requirement rather than a nice-to-have. Every script reads the protocol JSON. The seeds {7, 19, 42} are set globally before each run. Results land in time-stamped JSON and CSV files. The reporting layer always picks up the latest results, which means a single re-run automatically refreshes the supervisor pack, the figures and the dissertation tables.</w:t>
       </w:r>
     </w:p>
     <w:p>
@@ -1496,7 +1496,7 @@
           <w:b w:val="0"/>
           <w:i w:val="0"/>
         </w:rPr>
-        <w:t>The numbers reported below are means across the three seeds for the seeded agents and deterministic curves for the benchmarks, all on the held-out test window 2022-01-01 to 2025-12-31. The dataset characterisation in Figure 5.1 corresponds to the SPY adjusted close that drives every comparison in this chapter.</w:t>
+        <w:t>The numbers below are means across the three seeds for the two seeded agents, and deterministic curves for the benchmarks. Everything is on the held-out test window, 1 January 2022 to 31 December 2025. Figure 5.1 shows the SPY adjusted-close series that drives every comparison in this chapter.</w:t>
       </w:r>
     </w:p>
     <w:p>
@@ -1567,7 +1567,7 @@
           <w:b w:val="0"/>
           <w:i w:val="0"/>
         </w:rPr>
-        <w:t>Figure 3.1 already showed the normalised uncertainty signal that the probabilistic agent consumes; high-uncertainty bands cluster in regions of elevated realised volatility, as one would hope. Concrete summary statistics — minimum, mean, maximum and the 80th-percentile threshold tau — are printed in the walkthrough notebook.</w:t>
+        <w:t>Figure 3.1 already shows the normalised uncertainty signal that the probabilistic agent consumes. The high-uncertainty bands cluster around regions of elevated realised volatility, which is what one would hope to see if the forecaster has picked up anything useful. Numerical summaries (minimum, mean, maximum and the 80th-percentile threshold tau) are printed at run time in the walkthrough notebook.</w:t>
       </w:r>
     </w:p>
     <w:p>
@@ -1960,7 +1960,7 @@
           <w:b w:val="0"/>
           <w:i w:val="0"/>
         </w:rPr>
-        <w:t>Reading from the table: the baseline PPO ends near initial capital with a negative Sharpe; the probabilistic PPO finishes meaningfully above passive buy-and-hold, with a positive Sharpe and a preservation ratio above 0.99; the all-cash benchmark is constant by construction and serves as a sanity check on the metric definitions.</w:t>
+        <w:t>Reading the table from top to bottom: the baseline PPO ends near initial capital with a slightly negative Sharpe. The probabilistic PPO finishes meaningfully above passive buy-and-hold, with a positive Sharpe and a preservation ratio above 0.99. The all-cash benchmark is constant by construction and is included as a sanity check on the metric definitions, not as a serious competitor.</w:t>
       </w:r>
     </w:p>
     <w:p>
@@ -2109,7 +2109,7 @@
           <w:b w:val="0"/>
           <w:i w:val="0"/>
         </w:rPr>
-        <w:t>The probabilistic agent meets the project's headline objective on the test window: the preservation ratio (Equation 3.7) sits comfortably above 0.95 across the three seeds, and the agent finishes above the passive buy-and-hold benchmark. Crucially, this is achieved with the same RL solver and the same training budget as the baseline: the only change is the two extra terms in Equation 3.6 and the additional uncertainty coordinate in the state.</w:t>
+        <w:t>The probabilistic agent meets the headline objective on the test window. Its preservation ratio (Equation 3.7) sits comfortably above 0.95 across all three seeds, and it finishes above passive buy-and-hold. The point worth dwelling on is that this is achieved with the same RL solver and the same training budget as the baseline. The only change is the two extra terms in Equation 3.6 and the extra uncertainty coordinate in the state. Whatever is doing the work, it is the small design decision of letting the policy see and react to forecast uncertainty.</w:t>
       </w:r>
     </w:p>
     <w:p>
@@ -2120,7 +2120,7 @@
         <w:rPr>
           <w:color w:val="000000"/>
         </w:rPr>
-        <w:t>6.2 Reading max drawdown carefully</w:t>
+        <w:t>6.2 Reading maximum drawdown carefully</w:t>
       </w:r>
     </w:p>
     <w:p>
@@ -2129,7 +2129,7 @@
           <w:b w:val="0"/>
           <w:i w:val="0"/>
         </w:rPr>
-        <w:t>Max drawdown is the most commonly misread number in this comparison. The baseline agent reports a small drawdown only because it never compounds significantly above initial capital; there is little to draw down from. The probabilistic agent, in contrast, first compounds to a higher peak and then loses some of that gain — but even at its trough remains well above the baseline's terminal value. Where the goal is capital preservation rather than minimum drawdown of a flat line, the preservation ratio is the faithful comparator.</w:t>
+        <w:t>Maximum drawdown is the most commonly misread number in this comparison, and it is worth being explicit about why. The baseline agent reports a small drawdown only because it never compounds significantly above initial capital, so there is very little to draw down from in the first place. The probabilistic agent, by contrast, compounds to a higher peak, gives some of it back, and at its trough still sits well above the baseline's terminal value. When the stated goal is capital preservation rather than the minimum drawdown of an essentially flat curve, the preservation ratio is the metric that matches the goal. I report maximum drawdown alongside it for transparency, not as a contradicting result.</w:t>
       </w:r>
     </w:p>
     <w:p>
@@ -2148,7 +2148,7 @@
         <w:pStyle w:val="ListBullet"/>
       </w:pPr>
       <w:r>
-        <w:t>Single asset. Phase 1 uses SPY only; Phase 2 will run the same protocol on QQQ and a small set of sector ETFs.</w:t>
+        <w:t>Single asset. Phase 1 uses SPY only. The Phase-2 plan extends the same protocol to QQQ and a small set of sector ETFs.</w:t>
       </w:r>
     </w:p>
     <w:p>
@@ -2156,7 +2156,7 @@
         <w:pStyle w:val="ListBullet"/>
       </w:pPr>
       <w:r>
-        <w:t>Daily granularity. Intraday dynamics are out of scope; the trade-size scaling and risk-on guard would need re-calibration at minute or tick granularity.</w:t>
+        <w:t>Daily granularity. Intraday dynamics are out of scope. The trade-size scaling and the risk-on guard would both need re-calibration at minute or tick granularity.</w:t>
       </w:r>
     </w:p>
     <w:p>
@@ -2164,7 +2164,7 @@
         <w:pStyle w:val="ListBullet"/>
       </w:pPr>
       <w:r>
-        <w:t>One uncertainty estimator. The DeepAR-style Gaussian likelihood is one of several routes (deep ensembles, MC dropout, conformal predictors). A small sensitivity comparison is planned.</w:t>
+        <w:t>One uncertainty estimator. The DeepAR-style Gaussian likelihood is one of several routes; deep ensembles, MC dropout and conformal predictors are all reasonable alternatives. A small sensitivity comparison is planned.</w:t>
       </w:r>
     </w:p>
     <w:p>
@@ -2172,7 +2172,7 @@
         <w:pStyle w:val="ListBullet"/>
       </w:pPr>
       <w:r>
-        <w:t>Three seeds. Sufficient for indicative results, not for tight confidence intervals.</w:t>
+        <w:t>Three seeds. Enough for indicative results, not enough for tight confidence intervals.</w:t>
       </w:r>
     </w:p>
     <w:p>
@@ -2180,7 +2180,7 @@
         <w:pStyle w:val="ListBullet"/>
       </w:pPr>
       <w:r>
-        <w:t>No live trading. By design — the dissertation prioritises scientific evaluation and reproducibility over execution.</w:t>
+        <w:t>No live trading. This is by design. The dissertation prioritises scientific evaluation and reproducibility over execution risk.</w:t>
       </w:r>
     </w:p>
     <w:p>
@@ -2200,7 +2200,7 @@
           <w:b w:val="0"/>
           <w:i w:val="0"/>
         </w:rPr>
-        <w:t>Two threats merit explicit treatment. First, the test window is finite and includes specific macro events; the uncertainty thresholds were chosen prospectively from the protocol rather than tuned on the test window, but a longer evaluation across more regimes is needed before strong claims. Second, the comparison rests on the metric set in Section 3.8; agents tuned for any single metric — for example, max drawdown alone — would behave differently. The preservation-versus-HWM framing is consistent with the project objective and is reported alongside the standard metrics for transparency.</w:t>
+        <w:t>Two threats are worth flagging directly. The first is that the test window is finite and contains specific macro events. The uncertainty thresholds were set prospectively in the protocol rather than tuned on the test window, but a longer evaluation across more regimes is needed before any strong claim. The second is that the comparison rests on the metric set in Section 3.7. An agent tuned for a single metric, maximum drawdown alone for instance, would behave differently. The preservation-against-high-watermark framing is the one that matches the project objective, and the standard metrics are reported beside it for transparency.</w:t>
       </w:r>
     </w:p>
     <w:p>
@@ -2236,7 +2236,7 @@
           <w:b w:val="0"/>
           <w:i w:val="0"/>
         </w:rPr>
-        <w:t>This dissertation has shown that a small, explicit forecast-uncertainty signal — produced by a DeepAR-style probabilistic LSTM and consumed by a standard PPO policy via the two extra terms in Equation 3.6 — is sufficient to convert a return-seeking RL agent into one that prioritises capital preservation. On the held-out test window, the probabilistic agent meets the &gt;= 0.95 preservation objective, finishes above the passive buy-and-hold benchmark, and improves Sharpe substantially relative to the baseline.</w:t>
+        <w:t>This dissertation has shown that a small, explicit forecast-uncertainty signal, produced by a DeepAR-style probabilistic LSTM and consumed by a standard PPO policy through the two extra terms in Equation 3.6, is enough to turn a return-seeking RL agent into one that puts capital preservation first. On the held-out test window the probabilistic agent meets the 0.95 preservation objective, finishes above the passive buy-and-hold benchmark, and improves Sharpe substantially relative to the baseline.</w:t>
       </w:r>
     </w:p>
     <w:p>
@@ -2255,7 +2255,7 @@
         <w:pStyle w:val="ListBullet"/>
       </w:pPr>
       <w:r>
-        <w:t>Multi-asset robustness. Run the same protocol on QQQ and a basket of sector ETFs; report per-asset and pooled results.</w:t>
+        <w:t>Multi-asset robustness. Apply the same protocol to QQQ and a basket of sector ETFs, and report per-asset and pooled results.</w:t>
       </w:r>
     </w:p>
     <w:p>
@@ -2263,7 +2263,7 @@
         <w:pStyle w:val="ListBullet"/>
       </w:pPr>
       <w:r>
-        <w:t>Shock-window evaluation. Score both agents on the protocol shock periods (COVID 2020, Ukraine onset 2022) as case studies.</w:t>
+        <w:t>Shock-window case studies. Score both agents on the protocol shock periods (COVID 2020 and the Ukraine-war onset in 2022) as standalone case studies.</w:t>
       </w:r>
     </w:p>
     <w:p>
@@ -2271,7 +2271,7 @@
         <w:pStyle w:val="ListBullet"/>
       </w:pPr>
       <w:r>
-        <w:t>Sensitivity. Sweep the uncertainty quantile threshold in {0.7, 0.8, 0.9} and the minimum scale s_min in {0.05, 0.10, 0.20}.</w:t>
+        <w:t>Sensitivity. Sweep the uncertainty quantile threshold over {0.7, 0.8, 0.9} and the minimum scale s_min over {0.05, 0.10, 0.20}.</w:t>
       </w:r>
     </w:p>
     <w:p>
@@ -2279,7 +2279,7 @@
         <w:pStyle w:val="ListBullet"/>
       </w:pPr>
       <w:r>
-        <w:t>Ablation. Compare PPO, PPO + uncertainty-as-state, and PPO + uncertainty-guard separately.</w:t>
+        <w:t>Ablation. Compare PPO, PPO with uncertainty as a state feature only, and PPO with the uncertainty guard only, against the full design.</w:t>
       </w:r>
     </w:p>
     <w:p>
@@ -2287,7 +2287,7 @@
         <w:pStyle w:val="ListBullet"/>
       </w:pPr>
       <w:r>
-        <w:t>Alternative uncertainty estimators. Replace the Gaussian-NLL head with a deep ensemble or MC-dropout probabilistic forecaster.</w:t>
+        <w:t>Alternative uncertainty estimators. Swap the Gaussian-NLL head for a deep ensemble or an MC-dropout probabilistic forecaster.</w:t>
       </w:r>
     </w:p>
     <w:p>
@@ -2295,7 +2295,15 @@
         <w:pStyle w:val="ListBullet"/>
       </w:pPr>
       <w:r>
-        <w:t>Risk-aware reward shaping. Compare the implicit risk control via the trade-size term against an explicit risk-aware reward (e.g. log-growth penalised by drawdown).</w:t>
+        <w:t>Risk-aware reward shaping. Compare the implicit risk control I get from the trade-size term against an explicit risk-aware reward, for example log-growth penalised by drawdown.</w:t>
+      </w:r>
+    </w:p>
+    <w:p>
+      <w:pPr>
+        <w:pStyle w:val="ListBullet"/>
+      </w:pPr>
+      <w:r>
+        <w:t>Path to deployment. Wire the trained models to a paper-trading account (Alpaca is the obvious first target) so that one week of out-of-sample paper PnL can be reported alongside the backtest.</w:t>
       </w:r>
     </w:p>
     <w:p>
